--- a/docs/Guia-RRHH-Asistencia-Evento.docx
+++ b/docs/Guia-RRHH-Asistencia-Evento.docx
@@ -150,7 +150,7 @@
     <w:sdt>
       <w:sdtPr>
         <w:alias w:val="Contenido"/>
-        <w:id w:val="566844646"/>
+        <w:id w:val="-1544361127"/>
       </w:sdtPr>
       <w:sdtEndPr/>
       <w:sdtContent>
@@ -179,7 +179,7 @@
           <w:r>
             <w:fldChar w:fldCharType="separate"/>
           </w:r>
-          <w:hyperlink w:anchor="_Toc243558308" w:history="1">
+          <w:hyperlink w:anchor="_Toc243642494" w:history="1">
             <w:r>
               <w:rPr>
                 <w:rStyle w:val="Hipervnculo"/>
@@ -203,7 +203,7 @@
               <w:rPr>
                 <w:noProof/>
               </w:rPr>
-              <w:instrText xml:space="preserve"> PAGEREF _Toc243558308 \h </w:instrText>
+              <w:instrText xml:space="preserve"> PAGEREF _Toc243642494 \h </w:instrText>
             </w:r>
             <w:r>
               <w:rPr>
@@ -246,7 +246,7 @@
               <w14:ligatures w14:val="standardContextual"/>
             </w:rPr>
           </w:pPr>
-          <w:hyperlink w:anchor="_Toc243558309" w:history="1">
+          <w:hyperlink w:anchor="_Toc243642495" w:history="1">
             <w:r>
               <w:rPr>
                 <w:rStyle w:val="Hipervnculo"/>
@@ -270,7 +270,7 @@
               <w:rPr>
                 <w:noProof/>
               </w:rPr>
-              <w:instrText xml:space="preserve"> PAGEREF _Toc243558309 \h </w:instrText>
+              <w:instrText xml:space="preserve"> PAGEREF _Toc243642495 \h </w:instrText>
             </w:r>
             <w:r>
               <w:rPr>
@@ -313,7 +313,7 @@
               <w14:ligatures w14:val="standardContextual"/>
             </w:rPr>
           </w:pPr>
-          <w:hyperlink w:anchor="_Toc243558310" w:history="1">
+          <w:hyperlink w:anchor="_Toc243642496" w:history="1">
             <w:r>
               <w:rPr>
                 <w:rStyle w:val="Hipervnculo"/>
@@ -337,7 +337,7 @@
               <w:rPr>
                 <w:noProof/>
               </w:rPr>
-              <w:instrText xml:space="preserve"> PAGEREF _Toc243558310 \h </w:instrText>
+              <w:instrText xml:space="preserve"> PAGEREF _Toc243642496 \h </w:instrText>
             </w:r>
             <w:r>
               <w:rPr>
@@ -380,7 +380,7 @@
               <w14:ligatures w14:val="standardContextual"/>
             </w:rPr>
           </w:pPr>
-          <w:hyperlink w:anchor="_Toc243558311" w:history="1">
+          <w:hyperlink w:anchor="_Toc243642497" w:history="1">
             <w:r>
               <w:rPr>
                 <w:rStyle w:val="Hipervnculo"/>
@@ -404,7 +404,7 @@
               <w:rPr>
                 <w:noProof/>
               </w:rPr>
-              <w:instrText xml:space="preserve"> PAGEREF _Toc243558311 \h </w:instrText>
+              <w:instrText xml:space="preserve"> PAGEREF _Toc243642497 \h </w:instrText>
             </w:r>
             <w:r>
               <w:rPr>
@@ -447,7 +447,7 @@
               <w14:ligatures w14:val="standardContextual"/>
             </w:rPr>
           </w:pPr>
-          <w:hyperlink w:anchor="_Toc243558312" w:history="1">
+          <w:hyperlink w:anchor="_Toc243642498" w:history="1">
             <w:r>
               <w:rPr>
                 <w:rStyle w:val="Hipervnculo"/>
@@ -471,7 +471,7 @@
               <w:rPr>
                 <w:noProof/>
               </w:rPr>
-              <w:instrText xml:space="preserve"> PAGEREF _Toc243558312 \h </w:instrText>
+              <w:instrText xml:space="preserve"> PAGEREF _Toc243642498 \h </w:instrText>
             </w:r>
             <w:r>
               <w:rPr>
@@ -514,7 +514,7 @@
               <w14:ligatures w14:val="standardContextual"/>
             </w:rPr>
           </w:pPr>
-          <w:hyperlink w:anchor="_Toc243558313" w:history="1">
+          <w:hyperlink w:anchor="_Toc243642499" w:history="1">
             <w:r>
               <w:rPr>
                 <w:rStyle w:val="Hipervnculo"/>
@@ -538,7 +538,7 @@
               <w:rPr>
                 <w:noProof/>
               </w:rPr>
-              <w:instrText xml:space="preserve"> PAGEREF _Toc243558313 \h </w:instrText>
+              <w:instrText xml:space="preserve"> PAGEREF _Toc243642499 \h </w:instrText>
             </w:r>
             <w:r>
               <w:rPr>
@@ -581,7 +581,7 @@
               <w14:ligatures w14:val="standardContextual"/>
             </w:rPr>
           </w:pPr>
-          <w:hyperlink w:anchor="_Toc243558314" w:history="1">
+          <w:hyperlink w:anchor="_Toc243642500" w:history="1">
             <w:r>
               <w:rPr>
                 <w:rStyle w:val="Hipervnculo"/>
@@ -605,7 +605,7 @@
               <w:rPr>
                 <w:noProof/>
               </w:rPr>
-              <w:instrText xml:space="preserve"> PAGEREF _Toc243558314 \h </w:instrText>
+              <w:instrText xml:space="preserve"> PAGEREF _Toc243642500 \h </w:instrText>
             </w:r>
             <w:r>
               <w:rPr>
@@ -648,7 +648,7 @@
               <w14:ligatures w14:val="standardContextual"/>
             </w:rPr>
           </w:pPr>
-          <w:hyperlink w:anchor="_Toc243558315" w:history="1">
+          <w:hyperlink w:anchor="_Toc243642501" w:history="1">
             <w:r>
               <w:rPr>
                 <w:rStyle w:val="Hipervnculo"/>
@@ -672,7 +672,7 @@
               <w:rPr>
                 <w:noProof/>
               </w:rPr>
-              <w:instrText xml:space="preserve"> PAGEREF _Toc243558315 \h </w:instrText>
+              <w:instrText xml:space="preserve"> PAGEREF _Toc243642501 \h </w:instrText>
             </w:r>
             <w:r>
               <w:rPr>
@@ -715,7 +715,7 @@
               <w14:ligatures w14:val="standardContextual"/>
             </w:rPr>
           </w:pPr>
-          <w:hyperlink w:anchor="_Toc243558316" w:history="1">
+          <w:hyperlink w:anchor="_Toc243642502" w:history="1">
             <w:r>
               <w:rPr>
                 <w:rStyle w:val="Hipervnculo"/>
@@ -739,7 +739,7 @@
               <w:rPr>
                 <w:noProof/>
               </w:rPr>
-              <w:instrText xml:space="preserve"> PAGEREF _Toc243558316 \h </w:instrText>
+              <w:instrText xml:space="preserve"> PAGEREF _Toc243642502 \h </w:instrText>
             </w:r>
             <w:r>
               <w:rPr>
@@ -782,7 +782,7 @@
               <w14:ligatures w14:val="standardContextual"/>
             </w:rPr>
           </w:pPr>
-          <w:hyperlink w:anchor="_Toc243558317" w:history="1">
+          <w:hyperlink w:anchor="_Toc243642503" w:history="1">
             <w:r>
               <w:rPr>
                 <w:rStyle w:val="Hipervnculo"/>
@@ -806,7 +806,7 @@
               <w:rPr>
                 <w:noProof/>
               </w:rPr>
-              <w:instrText xml:space="preserve"> PAGEREF _Toc243558317 \h </w:instrText>
+              <w:instrText xml:space="preserve"> PAGEREF _Toc243642503 \h </w:instrText>
             </w:r>
             <w:r>
               <w:rPr>
@@ -849,7 +849,7 @@
               <w14:ligatures w14:val="standardContextual"/>
             </w:rPr>
           </w:pPr>
-          <w:hyperlink w:anchor="_Toc243558318" w:history="1">
+          <w:hyperlink w:anchor="_Toc243642504" w:history="1">
             <w:r>
               <w:rPr>
                 <w:rStyle w:val="Hipervnculo"/>
@@ -873,7 +873,7 @@
               <w:rPr>
                 <w:noProof/>
               </w:rPr>
-              <w:instrText xml:space="preserve"> PAGEREF _Toc243558318 \h </w:instrText>
+              <w:instrText xml:space="preserve"> PAGEREF _Toc243642504 \h </w:instrText>
             </w:r>
             <w:r>
               <w:rPr>
@@ -916,7 +916,7 @@
               <w14:ligatures w14:val="standardContextual"/>
             </w:rPr>
           </w:pPr>
-          <w:hyperlink w:anchor="_Toc243558319" w:history="1">
+          <w:hyperlink w:anchor="_Toc243642505" w:history="1">
             <w:r>
               <w:rPr>
                 <w:rStyle w:val="Hipervnculo"/>
@@ -940,7 +940,7 @@
               <w:rPr>
                 <w:noProof/>
               </w:rPr>
-              <w:instrText xml:space="preserve"> PAGEREF _Toc243558319 \h </w:instrText>
+              <w:instrText xml:space="preserve"> PAGEREF _Toc243642505 \h </w:instrText>
             </w:r>
             <w:r>
               <w:rPr>
@@ -983,7 +983,7 @@
               <w14:ligatures w14:val="standardContextual"/>
             </w:rPr>
           </w:pPr>
-          <w:hyperlink w:anchor="_Toc243558320" w:history="1">
+          <w:hyperlink w:anchor="_Toc243642506" w:history="1">
             <w:r>
               <w:rPr>
                 <w:rStyle w:val="Hipervnculo"/>
@@ -1007,7 +1007,7 @@
               <w:rPr>
                 <w:noProof/>
               </w:rPr>
-              <w:instrText xml:space="preserve"> PAGEREF _Toc243558320 \h </w:instrText>
+              <w:instrText xml:space="preserve"> PAGEREF _Toc243642506 \h </w:instrText>
             </w:r>
             <w:r>
               <w:rPr>
@@ -1050,7 +1050,7 @@
               <w14:ligatures w14:val="standardContextual"/>
             </w:rPr>
           </w:pPr>
-          <w:hyperlink w:anchor="_Toc243558321" w:history="1">
+          <w:hyperlink w:anchor="_Toc243642507" w:history="1">
             <w:r>
               <w:rPr>
                 <w:rStyle w:val="Hipervnculo"/>
@@ -1074,7 +1074,7 @@
               <w:rPr>
                 <w:noProof/>
               </w:rPr>
-              <w:instrText xml:space="preserve"> PAGEREF _Toc243558321 \h </w:instrText>
+              <w:instrText xml:space="preserve"> PAGEREF _Toc243642507 \h </w:instrText>
             </w:r>
             <w:r>
               <w:rPr>
@@ -1117,7 +1117,7 @@
               <w14:ligatures w14:val="standardContextual"/>
             </w:rPr>
           </w:pPr>
-          <w:hyperlink w:anchor="_Toc243558322" w:history="1">
+          <w:hyperlink w:anchor="_Toc243642508" w:history="1">
             <w:r>
               <w:rPr>
                 <w:rStyle w:val="Hipervnculo"/>
@@ -1141,7 +1141,7 @@
               <w:rPr>
                 <w:noProof/>
               </w:rPr>
-              <w:instrText xml:space="preserve"> PAGEREF _Toc243558322 \h </w:instrText>
+              <w:instrText xml:space="preserve"> PAGEREF _Toc243642508 \h </w:instrText>
             </w:r>
             <w:r>
               <w:rPr>
@@ -1184,7 +1184,7 @@
               <w14:ligatures w14:val="standardContextual"/>
             </w:rPr>
           </w:pPr>
-          <w:hyperlink w:anchor="_Toc243558323" w:history="1">
+          <w:hyperlink w:anchor="_Toc243642509" w:history="1">
             <w:r>
               <w:rPr>
                 <w:rStyle w:val="Hipervnculo"/>
@@ -1208,7 +1208,7 @@
               <w:rPr>
                 <w:noProof/>
               </w:rPr>
-              <w:instrText xml:space="preserve"> PAGEREF _Toc243558323 \h </w:instrText>
+              <w:instrText xml:space="preserve"> PAGEREF _Toc243642509 \h </w:instrText>
             </w:r>
             <w:r>
               <w:rPr>
@@ -1251,7 +1251,7 @@
               <w14:ligatures w14:val="standardContextual"/>
             </w:rPr>
           </w:pPr>
-          <w:hyperlink w:anchor="_Toc243558324" w:history="1">
+          <w:hyperlink w:anchor="_Toc243642510" w:history="1">
             <w:r>
               <w:rPr>
                 <w:rStyle w:val="Hipervnculo"/>
@@ -1275,7 +1275,7 @@
               <w:rPr>
                 <w:noProof/>
               </w:rPr>
-              <w:instrText xml:space="preserve"> PAGEREF _Toc243558324 \h </w:instrText>
+              <w:instrText xml:space="preserve"> PAGEREF _Toc243642510 \h </w:instrText>
             </w:r>
             <w:r>
               <w:rPr>
@@ -1318,7 +1318,7 @@
               <w14:ligatures w14:val="standardContextual"/>
             </w:rPr>
           </w:pPr>
-          <w:hyperlink w:anchor="_Toc243558325" w:history="1">
+          <w:hyperlink w:anchor="_Toc243642511" w:history="1">
             <w:r>
               <w:rPr>
                 <w:rStyle w:val="Hipervnculo"/>
@@ -1342,7 +1342,7 @@
               <w:rPr>
                 <w:noProof/>
               </w:rPr>
-              <w:instrText xml:space="preserve"> PAGEREF _Toc243558325 \h </w:instrText>
+              <w:instrText xml:space="preserve"> PAGEREF _Toc243642511 \h </w:instrText>
             </w:r>
             <w:r>
               <w:rPr>
@@ -1385,7 +1385,7 @@
               <w14:ligatures w14:val="standardContextual"/>
             </w:rPr>
           </w:pPr>
-          <w:hyperlink w:anchor="_Toc243558326" w:history="1">
+          <w:hyperlink w:anchor="_Toc243642512" w:history="1">
             <w:r>
               <w:rPr>
                 <w:rStyle w:val="Hipervnculo"/>
@@ -1409,7 +1409,7 @@
               <w:rPr>
                 <w:noProof/>
               </w:rPr>
-              <w:instrText xml:space="preserve"> PAGEREF _Toc243558326 \h </w:instrText>
+              <w:instrText xml:space="preserve"> PAGEREF _Toc243642512 \h </w:instrText>
             </w:r>
             <w:r>
               <w:rPr>
@@ -1452,7 +1452,7 @@
               <w14:ligatures w14:val="standardContextual"/>
             </w:rPr>
           </w:pPr>
-          <w:hyperlink w:anchor="_Toc243558327" w:history="1">
+          <w:hyperlink w:anchor="_Toc243642513" w:history="1">
             <w:r>
               <w:rPr>
                 <w:rStyle w:val="Hipervnculo"/>
@@ -1476,7 +1476,7 @@
               <w:rPr>
                 <w:noProof/>
               </w:rPr>
-              <w:instrText xml:space="preserve"> PAGEREF _Toc243558327 \h </w:instrText>
+              <w:instrText xml:space="preserve"> PAGEREF _Toc243642513 \h </w:instrText>
             </w:r>
             <w:r>
               <w:rPr>
@@ -1519,7 +1519,7 @@
               <w14:ligatures w14:val="standardContextual"/>
             </w:rPr>
           </w:pPr>
-          <w:hyperlink w:anchor="_Toc243558328" w:history="1">
+          <w:hyperlink w:anchor="_Toc243642514" w:history="1">
             <w:r>
               <w:rPr>
                 <w:rStyle w:val="Hipervnculo"/>
@@ -1543,7 +1543,7 @@
               <w:rPr>
                 <w:noProof/>
               </w:rPr>
-              <w:instrText xml:space="preserve"> PAGEREF _Toc243558328 \h </w:instrText>
+              <w:instrText xml:space="preserve"> PAGEREF _Toc243642514 \h </w:instrText>
             </w:r>
             <w:r>
               <w:rPr>
@@ -1586,7 +1586,7 @@
               <w14:ligatures w14:val="standardContextual"/>
             </w:rPr>
           </w:pPr>
-          <w:hyperlink w:anchor="_Toc243558329" w:history="1">
+          <w:hyperlink w:anchor="_Toc243642515" w:history="1">
             <w:r>
               <w:rPr>
                 <w:rStyle w:val="Hipervnculo"/>
@@ -1610,7 +1610,7 @@
               <w:rPr>
                 <w:noProof/>
               </w:rPr>
-              <w:instrText xml:space="preserve"> PAGEREF _Toc243558329 \h </w:instrText>
+              <w:instrText xml:space="preserve"> PAGEREF _Toc243642515 \h </w:instrText>
             </w:r>
             <w:r>
               <w:rPr>
@@ -1653,7 +1653,7 @@
               <w14:ligatures w14:val="standardContextual"/>
             </w:rPr>
           </w:pPr>
-          <w:hyperlink w:anchor="_Toc243558330" w:history="1">
+          <w:hyperlink w:anchor="_Toc243642516" w:history="1">
             <w:r>
               <w:rPr>
                 <w:rStyle w:val="Hipervnculo"/>
@@ -1677,7 +1677,7 @@
               <w:rPr>
                 <w:noProof/>
               </w:rPr>
-              <w:instrText xml:space="preserve"> PAGEREF _Toc243558330 \h </w:instrText>
+              <w:instrText xml:space="preserve"> PAGEREF _Toc243642516 \h </w:instrText>
             </w:r>
             <w:r>
               <w:rPr>
@@ -1716,7 +1716,7 @@
         <w:pStyle w:val="Ttulo1"/>
         <w:pageBreakBefore/>
       </w:pPr>
-      <w:bookmarkStart w:id="0" w:name="_Toc243558308"/>
+      <w:bookmarkStart w:id="0" w:name="_Toc243642494"/>
       <w:r>
         <w:lastRenderedPageBreak/>
         <w:t>1. ¿Qué es y cómo funciona?</w:t>
@@ -1728,7 +1728,7 @@
         <w:spacing w:after="120" w:line="300" w:lineRule="auto"/>
       </w:pPr>
       <w:r>
-        <w:t xml:space="preserve">Es una aplicación web para organizar el ingreso al evento de fin de año. Reemplaza la lista en papel: cada invitado tiene su propio </w:t>
+        <w:t xml:space="preserve">Es una aplicación web para organizar el ingreso al evento de Fin de Año. Reemplaza la lista en papel: cada invitado tiene su propio </w:t>
       </w:r>
       <w:r>
         <w:rPr>
@@ -1753,7 +1753,7 @@
       <w:pPr>
         <w:pStyle w:val="Ttulo2"/>
       </w:pPr>
-      <w:bookmarkStart w:id="1" w:name="_Toc243558309"/>
+      <w:bookmarkStart w:id="1" w:name="_Toc243642495"/>
       <w:r>
         <w:t>Quién usa la aplicación</w:t>
       </w:r>
@@ -2160,7 +2160,7 @@
       <w:pPr>
         <w:pStyle w:val="Ttulo2"/>
       </w:pPr>
-      <w:bookmarkStart w:id="2" w:name="_Toc243558310"/>
+      <w:bookmarkStart w:id="2" w:name="_Toc243642496"/>
       <w:r>
         <w:t>El recorrido en cuatro pasos</w:t>
       </w:r>
@@ -2251,7 +2251,7 @@
         <w:pStyle w:val="Ttulo1"/>
         <w:pageBreakBefore/>
       </w:pPr>
-      <w:bookmarkStart w:id="3" w:name="_Toc243558311"/>
+      <w:bookmarkStart w:id="3" w:name="_Toc243642497"/>
       <w:r>
         <w:lastRenderedPageBreak/>
         <w:t>2. Antes del evento: preparación (RRHH)</w:t>
@@ -2262,7 +2262,7 @@
       <w:pPr>
         <w:pStyle w:val="Ttulo2"/>
       </w:pPr>
-      <w:bookmarkStart w:id="4" w:name="_Toc243558312"/>
+      <w:bookmarkStart w:id="4" w:name="_Toc243642498"/>
       <w:r>
         <w:t>2.1 Ingresar al panel de RRHH</w:t>
       </w:r>
@@ -2372,7 +2372,7 @@
       <w:pPr>
         <w:pStyle w:val="Ttulo2"/>
       </w:pPr>
-      <w:bookmarkStart w:id="5" w:name="_Toc243558313"/>
+      <w:bookmarkStart w:id="5" w:name="_Toc243642499"/>
       <w:r>
         <w:t>2.2 Cargar la lista de invitados (Excel)</w:t>
       </w:r>
@@ -2949,7 +2949,7 @@
       <w:pPr>
         <w:pStyle w:val="Ttulo2"/>
       </w:pPr>
-      <w:bookmarkStart w:id="6" w:name="_Toc243558314"/>
+      <w:bookmarkStart w:id="6" w:name="_Toc243642500"/>
       <w:r>
         <w:t>¿Qué pasa si vuelvo a subir el Excel?</w:t>
       </w:r>
@@ -3425,7 +3425,7 @@
       <w:pPr>
         <w:pStyle w:val="Ttulo2"/>
       </w:pPr>
-      <w:bookmarkStart w:id="7" w:name="_Toc243558315"/>
+      <w:bookmarkStart w:id="7" w:name="_Toc243642501"/>
       <w:r>
         <w:t>2.3 Cargar las fotos</w:t>
       </w:r>
@@ -3895,7 +3895,7 @@
       <w:pPr>
         <w:pStyle w:val="Ttulo2"/>
       </w:pPr>
-      <w:bookmarkStart w:id="8" w:name="_Toc243558316"/>
+      <w:bookmarkStart w:id="8" w:name="_Toc243642502"/>
       <w:r>
         <w:t>2.4 Agregar, corregir o eliminar una persona</w:t>
       </w:r>
@@ -4031,7 +4031,7 @@
       <w:pPr>
         <w:pStyle w:val="Ttulo2"/>
       </w:pPr>
-      <w:bookmarkStart w:id="9" w:name="_Toc243558317"/>
+      <w:bookmarkStart w:id="9" w:name="_Toc243642503"/>
       <w:r>
         <w:t>2.5 Crear los usuarios de la puerta</w:t>
       </w:r>
@@ -4397,7 +4397,7 @@
       <w:pPr>
         <w:pStyle w:val="Ttulo2"/>
       </w:pPr>
-      <w:bookmarkStart w:id="10" w:name="_Toc243558318"/>
+      <w:bookmarkStart w:id="10" w:name="_Toc243642504"/>
       <w:r>
         <w:t>2.6 Enviar el link a los invitados</w:t>
       </w:r>
@@ -4445,7 +4445,7 @@
           <w:i/>
           <w:iCs/>
         </w:rPr>
-        <w:t>¡Te esperamos en el evento de fin de año! Entrá a este link, escribí tu número de documento y guardá tu código QR. Mostralo en la entrada el día del evento: &lt;link&gt;</w:t>
+        <w:t>¡Te esperamos en el evento de Fin de Año! Entrá a este link, escribí tu número de documento y guardá tu código QR. Mostralo en la entrada el día del evento: &lt;link&gt;</w:t>
       </w:r>
     </w:p>
     <w:p>
@@ -4453,7 +4453,7 @@
         <w:pStyle w:val="Ttulo1"/>
         <w:spacing w:before="480"/>
       </w:pPr>
-      <w:bookmarkStart w:id="11" w:name="_Toc243558319"/>
+      <w:bookmarkStart w:id="11" w:name="_Toc243642505"/>
       <w:r>
         <w:t>3. Lo que ve el invitado</w:t>
       </w:r>
@@ -4550,7 +4550,7 @@
       <w:pPr>
         <w:pStyle w:val="Ttulo2"/>
       </w:pPr>
-      <w:bookmarkStart w:id="12" w:name="_Toc243558320"/>
+      <w:bookmarkStart w:id="12" w:name="_Toc243642506"/>
       <w:r>
         <w:t>Recomendaciones que la misma pantalla le da al invitado</w:t>
       </w:r>
@@ -4609,7 +4609,7 @@
       <w:pPr>
         <w:pStyle w:val="Ttulo2"/>
       </w:pPr>
-      <w:bookmarkStart w:id="13" w:name="_Toc243558321"/>
+      <w:bookmarkStart w:id="13" w:name="_Toc243642507"/>
       <w:r>
         <w:t>Cuando ingresa al evento</w:t>
       </w:r>
@@ -4638,7 +4638,7 @@
         <w:pStyle w:val="Ttulo1"/>
         <w:pageBreakBefore/>
       </w:pPr>
-      <w:bookmarkStart w:id="14" w:name="_Toc243558322"/>
+      <w:bookmarkStart w:id="14" w:name="_Toc243642508"/>
       <w:r>
         <w:lastRenderedPageBreak/>
         <w:t>4. El día del evento: control en la puerta</w:t>
@@ -4649,7 +4649,7 @@
       <w:pPr>
         <w:pStyle w:val="Ttulo2"/>
       </w:pPr>
-      <w:bookmarkStart w:id="15" w:name="_Toc243558323"/>
+      <w:bookmarkStart w:id="15" w:name="_Toc243642509"/>
       <w:r>
         <w:t>4.1 Preparación</w:t>
       </w:r>
@@ -4718,7 +4718,7 @@
       <w:pPr>
         <w:pStyle w:val="Ttulo2"/>
       </w:pPr>
-      <w:bookmarkStart w:id="16" w:name="_Toc243558324"/>
+      <w:bookmarkStart w:id="16" w:name="_Toc243642510"/>
       <w:r>
         <w:t>4.2 Cómo se controla cada ingreso</w:t>
       </w:r>
@@ -4874,7 +4874,7 @@
       <w:pPr>
         <w:pStyle w:val="Ttulo2"/>
       </w:pPr>
-      <w:bookmarkStart w:id="17" w:name="_Toc243558325"/>
+      <w:bookmarkStart w:id="17" w:name="_Toc243642511"/>
       <w:r>
         <w:t>4.3 Qué significa cada pantalla</w:t>
       </w:r>
@@ -5587,7 +5587,7 @@
         <w:pStyle w:val="Ttulo1"/>
         <w:spacing w:before="480"/>
       </w:pPr>
-      <w:bookmarkStart w:id="18" w:name="_Toc243558326"/>
+      <w:bookmarkStart w:id="18" w:name="_Toc243642512"/>
       <w:r>
         <w:t>5. Seguimiento de la asistencia (RRHH)</w:t>
       </w:r>
@@ -5722,7 +5722,7 @@
       <w:pPr>
         <w:pStyle w:val="Ttulo2"/>
       </w:pPr>
-      <w:bookmarkStart w:id="19" w:name="_Toc243558327"/>
+      <w:bookmarkStart w:id="19" w:name="_Toc243642513"/>
       <w:r>
         <w:t>Descargar el listado</w:t>
       </w:r>
@@ -5770,7 +5770,7 @@
       <w:pPr>
         <w:pStyle w:val="Ttulo2"/>
       </w:pPr>
-      <w:bookmarkStart w:id="20" w:name="_Toc243558328"/>
+      <w:bookmarkStart w:id="20" w:name="_Toc243642514"/>
       <w:r>
         <w:t>Deshacer un ingreso</w:t>
       </w:r>
@@ -5806,7 +5806,7 @@
         <w:pStyle w:val="Ttulo1"/>
         <w:pageBreakBefore/>
       </w:pPr>
-      <w:bookmarkStart w:id="21" w:name="_Toc243558329"/>
+      <w:bookmarkStart w:id="21" w:name="_Toc243642515"/>
       <w:r>
         <w:lastRenderedPageBreak/>
         <w:t>6. Preguntas frecuentes</w:t>
@@ -5993,7 +5993,7 @@
       <w:pPr>
         <w:pStyle w:val="Ttulo2"/>
       </w:pPr>
-      <w:bookmarkStart w:id="22" w:name="_Toc243558330"/>
+      <w:bookmarkStart w:id="22" w:name="_Toc243642516"/>
       <w:r>
         <w:t>Antes del evento: lista de control</w:t>
       </w:r>
@@ -6236,10 +6236,10 @@
 <file path=word/numbering.xml><?xml version="1.0" encoding="utf-8"?>
 <w:numbering xmlns:wpc="http://schemas.microsoft.com/office/word/2010/wordprocessingCanvas" xmlns:cx="http://schemas.microsoft.com/office/drawing/2014/chartex" xmlns:cx1="http://schemas.microsoft.com/office/drawing/2015/9/8/chartex" xmlns:cx2="http://schemas.microsoft.com/office/drawing/2015/10/21/chartex" xmlns:cx3="http://schemas.microsoft.com/office/drawing/2016/5/9/chartex" xmlns:cx4="http://schemas.microsoft.com/office/drawing/2016/5/10/chartex" xmlns:cx5="http://schemas.microsoft.com/office/drawing/2016/5/11/chartex" xmlns:cx6="http://schemas.microsoft.com/office/drawing/2016/5/12/chartex" xmlns:cx7="http://schemas.microsoft.com/office/drawing/2016/5/13/chartex" xmlns:cx8="http://schemas.microsoft.com/office/drawing/2016/5/14/chartex" xmlns:mc="http://schemas.openxmlformats.org/markup-compatibility/2006" xmlns:aink="http://schemas.microsoft.com/office/drawing/2016/ink" xmlns:am3d="http://schemas.microsoft.com/office/drawing/2017/model3d" xmlns:o="urn:schemas-microsoft-com:office:office" xmlns:oel="http://schemas.microsoft.com/office/2019/extlst" xmlns:r="http://schemas.openxmlformats.org/officeDocument/2006/relationships" xmlns:m="http://schemas.openxmlformats.org/officeDocument/2006/math" xmlns:v="urn:schemas-microsoft-com:vml" xmlns:wp14="http://schemas.microsoft.com/office/word/2010/wordprocessingDrawing" xmlns:wp="http://schemas.openxmlformats.org/drawingml/2006/wordprocessingDrawing" xmlns:w10="urn:schemas-microsoft-com:office:word" xmlns:w="http://schemas.openxmlformats.org/wordprocessingml/2006/main" xmlns:w14="http://schemas.microsoft.com/office/word/2010/wordml" xmlns:w15="http://schemas.microsoft.com/office/word/2012/wordml" xmlns:w16cex="http://schemas.microsoft.com/office/word/2018/wordml/cex" xmlns:w16cid="http://schemas.microsoft.com/office/word/2016/wordml/cid" xmlns:w16="http://schemas.microsoft.com/office/word/2018/wordml" xmlns:w16du="http://schemas.microsoft.com/office/word/2023/wordml/word16du" xmlns:w16sdtdh="http://schemas.microsoft.com/office/word/2020/wordml/sdtdatahash" xmlns:w16sdtfl="http://schemas.microsoft.com/office/word/2024/wordml/sdtformatlock" xmlns:w16se="http://schemas.microsoft.com/office/word/2015/wordml/symex" xmlns:wpg="http://schemas.microsoft.com/office/word/2010/wordprocessingGroup" xmlns:wpi="http://schemas.microsoft.com/office/word/2010/wordprocessingInk" xmlns:wne="http://schemas.microsoft.com/office/word/2006/wordml" xmlns:wps="http://schemas.microsoft.com/office/word/2010/wordprocessingShape" mc:Ignorable="w14 w15 w16se w16cid w16 w16cex w16sdtdh w16sdtfl w16du wp14">
   <w:abstractNum w:abstractNumId="0" w15:restartNumberingAfterBreak="0">
-    <w:nsid w:val="1D3B1232"/>
+    <w:nsid w:val="12B56927"/>
     <w:multiLevelType w:val="hybridMultilevel"/>
-    <w:tmpl w:val="9AA40AD4"/>
-    <w:lvl w:ilvl="0" w:tplc="ACC0D41A">
+    <w:tmpl w:val="90325686"/>
+    <w:lvl w:ilvl="0" w:tplc="CAF804E0">
       <w:start w:val="1"/>
       <w:numFmt w:val="bullet"/>
       <w:lvlText w:val="•"/>
@@ -6248,7 +6248,7 @@
         <w:ind w:left="360" w:hanging="260"/>
       </w:pPr>
     </w:lvl>
-    <w:lvl w:ilvl="1" w:tplc="8E782C90">
+    <w:lvl w:ilvl="1" w:tplc="7D1AE5B4">
       <w:start w:val="1"/>
       <w:numFmt w:val="bullet"/>
       <w:lvlText w:val="–"/>
@@ -6257,133 +6257,47 @@
         <w:ind w:left="720" w:hanging="260"/>
       </w:pPr>
     </w:lvl>
-    <w:lvl w:ilvl="2" w:tplc="15FCE726">
+    <w:lvl w:ilvl="2" w:tplc="BBE6097E">
       <w:numFmt w:val="decimal"/>
       <w:lvlText w:val=""/>
       <w:lvlJc w:val="left"/>
     </w:lvl>
-    <w:lvl w:ilvl="3" w:tplc="59824A82">
+    <w:lvl w:ilvl="3" w:tplc="84BC998E">
       <w:numFmt w:val="decimal"/>
       <w:lvlText w:val=""/>
       <w:lvlJc w:val="left"/>
     </w:lvl>
-    <w:lvl w:ilvl="4" w:tplc="CF3840DA">
+    <w:lvl w:ilvl="4" w:tplc="48508194">
       <w:numFmt w:val="decimal"/>
       <w:lvlText w:val=""/>
       <w:lvlJc w:val="left"/>
     </w:lvl>
-    <w:lvl w:ilvl="5" w:tplc="7A68672E">
+    <w:lvl w:ilvl="5" w:tplc="854892D6">
       <w:numFmt w:val="decimal"/>
       <w:lvlText w:val=""/>
       <w:lvlJc w:val="left"/>
     </w:lvl>
-    <w:lvl w:ilvl="6" w:tplc="B6A2D2AE">
+    <w:lvl w:ilvl="6" w:tplc="8934F500">
       <w:numFmt w:val="decimal"/>
       <w:lvlText w:val=""/>
       <w:lvlJc w:val="left"/>
     </w:lvl>
-    <w:lvl w:ilvl="7" w:tplc="18C21A62">
+    <w:lvl w:ilvl="7" w:tplc="85EE59E4">
       <w:numFmt w:val="decimal"/>
       <w:lvlText w:val=""/>
       <w:lvlJc w:val="left"/>
     </w:lvl>
-    <w:lvl w:ilvl="8" w:tplc="659CAE5E">
+    <w:lvl w:ilvl="8" w:tplc="0598068C">
       <w:numFmt w:val="decimal"/>
       <w:lvlText w:val=""/>
       <w:lvlJc w:val="left"/>
     </w:lvl>
   </w:abstractNum>
   <w:abstractNum w:abstractNumId="1" w15:restartNumberingAfterBreak="0">
-    <w:nsid w:val="20727665"/>
+    <w:nsid w:val="140406C4"/>
     <w:multiLevelType w:val="hybridMultilevel"/>
-    <w:tmpl w:val="D8A6D0C8"/>
-    <w:lvl w:ilvl="0" w:tplc="46D83BC4">
-      <w:start w:val="1"/>
-      <w:numFmt w:val="bullet"/>
-      <w:lvlText w:val="●"/>
-      <w:lvlJc w:val="left"/>
-      <w:pPr>
-        <w:ind w:left="720" w:hanging="360"/>
-      </w:pPr>
-    </w:lvl>
-    <w:lvl w:ilvl="1" w:tplc="4E3EEE9E">
-      <w:start w:val="1"/>
-      <w:numFmt w:val="bullet"/>
-      <w:lvlText w:val="○"/>
-      <w:lvlJc w:val="left"/>
-      <w:pPr>
-        <w:ind w:left="1440" w:hanging="360"/>
-      </w:pPr>
-    </w:lvl>
-    <w:lvl w:ilvl="2" w:tplc="E0023D62">
-      <w:start w:val="1"/>
-      <w:numFmt w:val="bullet"/>
-      <w:lvlText w:val="■"/>
-      <w:lvlJc w:val="left"/>
-      <w:pPr>
-        <w:ind w:left="2160" w:hanging="360"/>
-      </w:pPr>
-    </w:lvl>
-    <w:lvl w:ilvl="3" w:tplc="2AAEC2B4">
-      <w:start w:val="1"/>
-      <w:numFmt w:val="bullet"/>
-      <w:lvlText w:val="●"/>
-      <w:lvlJc w:val="left"/>
-      <w:pPr>
-        <w:ind w:left="2880" w:hanging="360"/>
-      </w:pPr>
-    </w:lvl>
-    <w:lvl w:ilvl="4" w:tplc="E8F82EAE">
-      <w:start w:val="1"/>
-      <w:numFmt w:val="bullet"/>
-      <w:lvlText w:val="○"/>
-      <w:lvlJc w:val="left"/>
-      <w:pPr>
-        <w:ind w:left="3600" w:hanging="360"/>
-      </w:pPr>
-    </w:lvl>
-    <w:lvl w:ilvl="5" w:tplc="427CE734">
-      <w:start w:val="1"/>
-      <w:numFmt w:val="bullet"/>
-      <w:lvlText w:val="■"/>
-      <w:lvlJc w:val="left"/>
-      <w:pPr>
-        <w:ind w:left="4320" w:hanging="360"/>
-      </w:pPr>
-    </w:lvl>
-    <w:lvl w:ilvl="6" w:tplc="4B0A4062">
-      <w:start w:val="1"/>
-      <w:numFmt w:val="bullet"/>
-      <w:lvlText w:val="●"/>
-      <w:lvlJc w:val="left"/>
-      <w:pPr>
-        <w:ind w:left="5040" w:hanging="360"/>
-      </w:pPr>
-    </w:lvl>
-    <w:lvl w:ilvl="7" w:tplc="5B94D986">
-      <w:start w:val="1"/>
-      <w:numFmt w:val="bullet"/>
-      <w:lvlText w:val="●"/>
-      <w:lvlJc w:val="left"/>
-      <w:pPr>
-        <w:ind w:left="5760" w:hanging="360"/>
-      </w:pPr>
-    </w:lvl>
-    <w:lvl w:ilvl="8" w:tplc="7CF8DA82">
-      <w:start w:val="1"/>
-      <w:numFmt w:val="bullet"/>
-      <w:lvlText w:val="●"/>
-      <w:lvlJc w:val="left"/>
-      <w:pPr>
-        <w:ind w:left="6480" w:hanging="360"/>
-      </w:pPr>
-    </w:lvl>
-  </w:abstractNum>
-  <w:abstractNum w:abstractNumId="2" w15:restartNumberingAfterBreak="0">
-    <w:nsid w:val="2ED30479"/>
-    <w:multiLevelType w:val="hybridMultilevel"/>
-    <w:tmpl w:val="ACBC39AE"/>
-    <w:lvl w:ilvl="0" w:tplc="2F6CCD02">
+    <w:tmpl w:val="8744D364"/>
+    <w:lvl w:ilvl="0" w:tplc="29529760">
       <w:start w:val="1"/>
       <w:numFmt w:val="decimal"/>
       <w:lvlText w:val="%1."/>
@@ -6392,52 +6306,106 @@
         <w:ind w:left="360" w:hanging="360"/>
       </w:pPr>
     </w:lvl>
-    <w:lvl w:ilvl="1" w:tplc="6382E718">
+    <w:lvl w:ilvl="1" w:tplc="D98C4E8C">
       <w:numFmt w:val="decimal"/>
       <w:lvlText w:val=""/>
       <w:lvlJc w:val="left"/>
     </w:lvl>
-    <w:lvl w:ilvl="2" w:tplc="2E32B4F2">
+    <w:lvl w:ilvl="2" w:tplc="CF0EF6B2">
       <w:numFmt w:val="decimal"/>
       <w:lvlText w:val=""/>
       <w:lvlJc w:val="left"/>
     </w:lvl>
-    <w:lvl w:ilvl="3" w:tplc="3E70CA2C">
+    <w:lvl w:ilvl="3" w:tplc="C78E4A24">
       <w:numFmt w:val="decimal"/>
       <w:lvlText w:val=""/>
       <w:lvlJc w:val="left"/>
     </w:lvl>
-    <w:lvl w:ilvl="4" w:tplc="B1F21D7C">
+    <w:lvl w:ilvl="4" w:tplc="D1DA3EBC">
       <w:numFmt w:val="decimal"/>
       <w:lvlText w:val=""/>
       <w:lvlJc w:val="left"/>
     </w:lvl>
-    <w:lvl w:ilvl="5" w:tplc="9168AC2C">
+    <w:lvl w:ilvl="5" w:tplc="2B3C12F0">
       <w:numFmt w:val="decimal"/>
       <w:lvlText w:val=""/>
       <w:lvlJc w:val="left"/>
     </w:lvl>
-    <w:lvl w:ilvl="6" w:tplc="AE2E86A8">
+    <w:lvl w:ilvl="6" w:tplc="C35AF1F6">
       <w:numFmt w:val="decimal"/>
       <w:lvlText w:val=""/>
       <w:lvlJc w:val="left"/>
     </w:lvl>
-    <w:lvl w:ilvl="7" w:tplc="6392308E">
+    <w:lvl w:ilvl="7" w:tplc="E9F26CD4">
       <w:numFmt w:val="decimal"/>
       <w:lvlText w:val=""/>
       <w:lvlJc w:val="left"/>
     </w:lvl>
-    <w:lvl w:ilvl="8" w:tplc="3B407E38">
+    <w:lvl w:ilvl="8" w:tplc="971EDFCA">
+      <w:numFmt w:val="decimal"/>
+      <w:lvlText w:val=""/>
+      <w:lvlJc w:val="left"/>
+    </w:lvl>
+  </w:abstractNum>
+  <w:abstractNum w:abstractNumId="2" w15:restartNumberingAfterBreak="0">
+    <w:nsid w:val="1E75389B"/>
+    <w:multiLevelType w:val="hybridMultilevel"/>
+    <w:tmpl w:val="B3623030"/>
+    <w:lvl w:ilvl="0" w:tplc="12E8BE48">
+      <w:start w:val="1"/>
+      <w:numFmt w:val="decimal"/>
+      <w:lvlText w:val="%1."/>
+      <w:lvlJc w:val="left"/>
+      <w:pPr>
+        <w:ind w:left="360" w:hanging="360"/>
+      </w:pPr>
+    </w:lvl>
+    <w:lvl w:ilvl="1" w:tplc="6400B296">
+      <w:numFmt w:val="decimal"/>
+      <w:lvlText w:val=""/>
+      <w:lvlJc w:val="left"/>
+    </w:lvl>
+    <w:lvl w:ilvl="2" w:tplc="A61AB100">
+      <w:numFmt w:val="decimal"/>
+      <w:lvlText w:val=""/>
+      <w:lvlJc w:val="left"/>
+    </w:lvl>
+    <w:lvl w:ilvl="3" w:tplc="F6FCEB88">
+      <w:numFmt w:val="decimal"/>
+      <w:lvlText w:val=""/>
+      <w:lvlJc w:val="left"/>
+    </w:lvl>
+    <w:lvl w:ilvl="4" w:tplc="7110FE88">
+      <w:numFmt w:val="decimal"/>
+      <w:lvlText w:val=""/>
+      <w:lvlJc w:val="left"/>
+    </w:lvl>
+    <w:lvl w:ilvl="5" w:tplc="50788272">
+      <w:numFmt w:val="decimal"/>
+      <w:lvlText w:val=""/>
+      <w:lvlJc w:val="left"/>
+    </w:lvl>
+    <w:lvl w:ilvl="6" w:tplc="BFE06412">
+      <w:numFmt w:val="decimal"/>
+      <w:lvlText w:val=""/>
+      <w:lvlJc w:val="left"/>
+    </w:lvl>
+    <w:lvl w:ilvl="7" w:tplc="9D16BD66">
+      <w:numFmt w:val="decimal"/>
+      <w:lvlText w:val=""/>
+      <w:lvlJc w:val="left"/>
+    </w:lvl>
+    <w:lvl w:ilvl="8" w:tplc="70922ADE">
       <w:numFmt w:val="decimal"/>
       <w:lvlText w:val=""/>
       <w:lvlJc w:val="left"/>
     </w:lvl>
   </w:abstractNum>
   <w:abstractNum w:abstractNumId="3" w15:restartNumberingAfterBreak="0">
-    <w:nsid w:val="35C0420A"/>
+    <w:nsid w:val="24743EAA"/>
     <w:multiLevelType w:val="hybridMultilevel"/>
-    <w:tmpl w:val="621C4156"/>
-    <w:lvl w:ilvl="0" w:tplc="DFC89722">
+    <w:tmpl w:val="61DA5C26"/>
+    <w:lvl w:ilvl="0" w:tplc="8E48D70E">
       <w:start w:val="1"/>
       <w:numFmt w:val="decimal"/>
       <w:lvlText w:val="%1."/>
@@ -6446,52 +6414,52 @@
         <w:ind w:left="360" w:hanging="360"/>
       </w:pPr>
     </w:lvl>
-    <w:lvl w:ilvl="1" w:tplc="5B900722">
+    <w:lvl w:ilvl="1" w:tplc="D50E3A8E">
       <w:numFmt w:val="decimal"/>
       <w:lvlText w:val=""/>
       <w:lvlJc w:val="left"/>
     </w:lvl>
-    <w:lvl w:ilvl="2" w:tplc="03AE7482">
+    <w:lvl w:ilvl="2" w:tplc="A1C6D9FE">
       <w:numFmt w:val="decimal"/>
       <w:lvlText w:val=""/>
       <w:lvlJc w:val="left"/>
     </w:lvl>
-    <w:lvl w:ilvl="3" w:tplc="4106D574">
+    <w:lvl w:ilvl="3" w:tplc="7E88B8F2">
       <w:numFmt w:val="decimal"/>
       <w:lvlText w:val=""/>
       <w:lvlJc w:val="left"/>
     </w:lvl>
-    <w:lvl w:ilvl="4" w:tplc="571AF4DC">
+    <w:lvl w:ilvl="4" w:tplc="A64634CC">
       <w:numFmt w:val="decimal"/>
       <w:lvlText w:val=""/>
       <w:lvlJc w:val="left"/>
     </w:lvl>
-    <w:lvl w:ilvl="5" w:tplc="1D14DBF6">
+    <w:lvl w:ilvl="5" w:tplc="BD7A739C">
       <w:numFmt w:val="decimal"/>
       <w:lvlText w:val=""/>
       <w:lvlJc w:val="left"/>
     </w:lvl>
-    <w:lvl w:ilvl="6" w:tplc="EA3EF02A">
+    <w:lvl w:ilvl="6" w:tplc="9D02C7F8">
       <w:numFmt w:val="decimal"/>
       <w:lvlText w:val=""/>
       <w:lvlJc w:val="left"/>
     </w:lvl>
-    <w:lvl w:ilvl="7" w:tplc="28ACBE06">
+    <w:lvl w:ilvl="7" w:tplc="05A256E2">
       <w:numFmt w:val="decimal"/>
       <w:lvlText w:val=""/>
       <w:lvlJc w:val="left"/>
     </w:lvl>
-    <w:lvl w:ilvl="8" w:tplc="8F423E76">
+    <w:lvl w:ilvl="8" w:tplc="AB960C28">
       <w:numFmt w:val="decimal"/>
       <w:lvlText w:val=""/>
       <w:lvlJc w:val="left"/>
     </w:lvl>
   </w:abstractNum>
   <w:abstractNum w:abstractNumId="4" w15:restartNumberingAfterBreak="0">
-    <w:nsid w:val="44606B7F"/>
+    <w:nsid w:val="2F8118E4"/>
     <w:multiLevelType w:val="hybridMultilevel"/>
-    <w:tmpl w:val="79009624"/>
-    <w:lvl w:ilvl="0" w:tplc="565460F4">
+    <w:tmpl w:val="2250CA36"/>
+    <w:lvl w:ilvl="0" w:tplc="28C0942C">
       <w:start w:val="1"/>
       <w:numFmt w:val="decimal"/>
       <w:lvlText w:val="%1."/>
@@ -6500,52 +6468,138 @@
         <w:ind w:left="360" w:hanging="360"/>
       </w:pPr>
     </w:lvl>
-    <w:lvl w:ilvl="1" w:tplc="DAEE5C90">
+    <w:lvl w:ilvl="1" w:tplc="DEE46930">
       <w:numFmt w:val="decimal"/>
       <w:lvlText w:val=""/>
       <w:lvlJc w:val="left"/>
     </w:lvl>
-    <w:lvl w:ilvl="2" w:tplc="56FA1182">
+    <w:lvl w:ilvl="2" w:tplc="C76ABF52">
       <w:numFmt w:val="decimal"/>
       <w:lvlText w:val=""/>
       <w:lvlJc w:val="left"/>
     </w:lvl>
-    <w:lvl w:ilvl="3" w:tplc="083E83CA">
+    <w:lvl w:ilvl="3" w:tplc="653AEC50">
       <w:numFmt w:val="decimal"/>
       <w:lvlText w:val=""/>
       <w:lvlJc w:val="left"/>
     </w:lvl>
-    <w:lvl w:ilvl="4" w:tplc="3BAC93E6">
+    <w:lvl w:ilvl="4" w:tplc="374A7986">
       <w:numFmt w:val="decimal"/>
       <w:lvlText w:val=""/>
       <w:lvlJc w:val="left"/>
     </w:lvl>
-    <w:lvl w:ilvl="5" w:tplc="8864D3D8">
+    <w:lvl w:ilvl="5" w:tplc="81C0197C">
       <w:numFmt w:val="decimal"/>
       <w:lvlText w:val=""/>
       <w:lvlJc w:val="left"/>
     </w:lvl>
-    <w:lvl w:ilvl="6" w:tplc="A9025604">
+    <w:lvl w:ilvl="6" w:tplc="181C2F36">
       <w:numFmt w:val="decimal"/>
       <w:lvlText w:val=""/>
       <w:lvlJc w:val="left"/>
     </w:lvl>
-    <w:lvl w:ilvl="7" w:tplc="652478A4">
+    <w:lvl w:ilvl="7" w:tplc="8E8AD884">
       <w:numFmt w:val="decimal"/>
       <w:lvlText w:val=""/>
       <w:lvlJc w:val="left"/>
     </w:lvl>
-    <w:lvl w:ilvl="8" w:tplc="ACCA6390">
+    <w:lvl w:ilvl="8" w:tplc="BB6E003E">
       <w:numFmt w:val="decimal"/>
       <w:lvlText w:val=""/>
       <w:lvlJc w:val="left"/>
     </w:lvl>
   </w:abstractNum>
   <w:abstractNum w:abstractNumId="5" w15:restartNumberingAfterBreak="0">
-    <w:nsid w:val="47F954DD"/>
+    <w:nsid w:val="30DA49D3"/>
     <w:multiLevelType w:val="hybridMultilevel"/>
-    <w:tmpl w:val="F80C80B4"/>
-    <w:lvl w:ilvl="0" w:tplc="1C0A33DE">
+    <w:tmpl w:val="2D208A74"/>
+    <w:lvl w:ilvl="0" w:tplc="1714BA1A">
+      <w:start w:val="1"/>
+      <w:numFmt w:val="bullet"/>
+      <w:lvlText w:val="●"/>
+      <w:lvlJc w:val="left"/>
+      <w:pPr>
+        <w:ind w:left="720" w:hanging="360"/>
+      </w:pPr>
+    </w:lvl>
+    <w:lvl w:ilvl="1" w:tplc="F43EA1B4">
+      <w:start w:val="1"/>
+      <w:numFmt w:val="bullet"/>
+      <w:lvlText w:val="○"/>
+      <w:lvlJc w:val="left"/>
+      <w:pPr>
+        <w:ind w:left="1440" w:hanging="360"/>
+      </w:pPr>
+    </w:lvl>
+    <w:lvl w:ilvl="2" w:tplc="0DBA111C">
+      <w:start w:val="1"/>
+      <w:numFmt w:val="bullet"/>
+      <w:lvlText w:val="■"/>
+      <w:lvlJc w:val="left"/>
+      <w:pPr>
+        <w:ind w:left="2160" w:hanging="360"/>
+      </w:pPr>
+    </w:lvl>
+    <w:lvl w:ilvl="3" w:tplc="D8D28E46">
+      <w:start w:val="1"/>
+      <w:numFmt w:val="bullet"/>
+      <w:lvlText w:val="●"/>
+      <w:lvlJc w:val="left"/>
+      <w:pPr>
+        <w:ind w:left="2880" w:hanging="360"/>
+      </w:pPr>
+    </w:lvl>
+    <w:lvl w:ilvl="4" w:tplc="754A1662">
+      <w:start w:val="1"/>
+      <w:numFmt w:val="bullet"/>
+      <w:lvlText w:val="○"/>
+      <w:lvlJc w:val="left"/>
+      <w:pPr>
+        <w:ind w:left="3600" w:hanging="360"/>
+      </w:pPr>
+    </w:lvl>
+    <w:lvl w:ilvl="5" w:tplc="18361984">
+      <w:start w:val="1"/>
+      <w:numFmt w:val="bullet"/>
+      <w:lvlText w:val="■"/>
+      <w:lvlJc w:val="left"/>
+      <w:pPr>
+        <w:ind w:left="4320" w:hanging="360"/>
+      </w:pPr>
+    </w:lvl>
+    <w:lvl w:ilvl="6" w:tplc="39A4A106">
+      <w:start w:val="1"/>
+      <w:numFmt w:val="bullet"/>
+      <w:lvlText w:val="●"/>
+      <w:lvlJc w:val="left"/>
+      <w:pPr>
+        <w:ind w:left="5040" w:hanging="360"/>
+      </w:pPr>
+    </w:lvl>
+    <w:lvl w:ilvl="7" w:tplc="CB18E56A">
+      <w:start w:val="1"/>
+      <w:numFmt w:val="bullet"/>
+      <w:lvlText w:val="●"/>
+      <w:lvlJc w:val="left"/>
+      <w:pPr>
+        <w:ind w:left="5760" w:hanging="360"/>
+      </w:pPr>
+    </w:lvl>
+    <w:lvl w:ilvl="8" w:tplc="92320AA2">
+      <w:start w:val="1"/>
+      <w:numFmt w:val="bullet"/>
+      <w:lvlText w:val="●"/>
+      <w:lvlJc w:val="left"/>
+      <w:pPr>
+        <w:ind w:left="6480" w:hanging="360"/>
+      </w:pPr>
+    </w:lvl>
+  </w:abstractNum>
+  <w:abstractNum w:abstractNumId="6" w15:restartNumberingAfterBreak="0">
+    <w:nsid w:val="66353F42"/>
+    <w:multiLevelType w:val="hybridMultilevel"/>
+    <w:tmpl w:val="31B2CB0C"/>
+    <w:lvl w:ilvl="0" w:tplc="3E92C352">
       <w:start w:val="1"/>
       <w:numFmt w:val="decimal"/>
       <w:lvlText w:val="%1."/>
@@ -6554,106 +6608,52 @@
         <w:ind w:left="360" w:hanging="360"/>
       </w:pPr>
     </w:lvl>
-    <w:lvl w:ilvl="1" w:tplc="17B618D0">
+    <w:lvl w:ilvl="1" w:tplc="D69CC222">
       <w:numFmt w:val="decimal"/>
       <w:lvlText w:val=""/>
       <w:lvlJc w:val="left"/>
     </w:lvl>
-    <w:lvl w:ilvl="2" w:tplc="48CC3AB0">
+    <w:lvl w:ilvl="2" w:tplc="2E96768A">
       <w:numFmt w:val="decimal"/>
       <w:lvlText w:val=""/>
       <w:lvlJc w:val="left"/>
     </w:lvl>
-    <w:lvl w:ilvl="3" w:tplc="F55693FC">
+    <w:lvl w:ilvl="3" w:tplc="00F05914">
       <w:numFmt w:val="decimal"/>
       <w:lvlText w:val=""/>
       <w:lvlJc w:val="left"/>
     </w:lvl>
-    <w:lvl w:ilvl="4" w:tplc="90E2BCDC">
+    <w:lvl w:ilvl="4" w:tplc="DA18732A">
       <w:numFmt w:val="decimal"/>
       <w:lvlText w:val=""/>
       <w:lvlJc w:val="left"/>
     </w:lvl>
-    <w:lvl w:ilvl="5" w:tplc="B92ED3EE">
+    <w:lvl w:ilvl="5" w:tplc="AC5612B2">
       <w:numFmt w:val="decimal"/>
       <w:lvlText w:val=""/>
       <w:lvlJc w:val="left"/>
     </w:lvl>
-    <w:lvl w:ilvl="6" w:tplc="D0062344">
+    <w:lvl w:ilvl="6" w:tplc="91A861B0">
       <w:numFmt w:val="decimal"/>
       <w:lvlText w:val=""/>
       <w:lvlJc w:val="left"/>
     </w:lvl>
-    <w:lvl w:ilvl="7" w:tplc="37180424">
+    <w:lvl w:ilvl="7" w:tplc="033EBD16">
       <w:numFmt w:val="decimal"/>
       <w:lvlText w:val=""/>
       <w:lvlJc w:val="left"/>
     </w:lvl>
-    <w:lvl w:ilvl="8" w:tplc="5C34A2B2">
-      <w:numFmt w:val="decimal"/>
-      <w:lvlText w:val=""/>
-      <w:lvlJc w:val="left"/>
-    </w:lvl>
-  </w:abstractNum>
-  <w:abstractNum w:abstractNumId="6" w15:restartNumberingAfterBreak="0">
-    <w:nsid w:val="6DDE1CFA"/>
-    <w:multiLevelType w:val="hybridMultilevel"/>
-    <w:tmpl w:val="A6F80074"/>
-    <w:lvl w:ilvl="0" w:tplc="9E664C4E">
-      <w:start w:val="1"/>
-      <w:numFmt w:val="decimal"/>
-      <w:lvlText w:val="%1."/>
-      <w:lvlJc w:val="left"/>
-      <w:pPr>
-        <w:ind w:left="360" w:hanging="360"/>
-      </w:pPr>
-    </w:lvl>
-    <w:lvl w:ilvl="1" w:tplc="DF1EFC80">
-      <w:numFmt w:val="decimal"/>
-      <w:lvlText w:val=""/>
-      <w:lvlJc w:val="left"/>
-    </w:lvl>
-    <w:lvl w:ilvl="2" w:tplc="575AA5FA">
-      <w:numFmt w:val="decimal"/>
-      <w:lvlText w:val=""/>
-      <w:lvlJc w:val="left"/>
-    </w:lvl>
-    <w:lvl w:ilvl="3" w:tplc="DE4834A2">
-      <w:numFmt w:val="decimal"/>
-      <w:lvlText w:val=""/>
-      <w:lvlJc w:val="left"/>
-    </w:lvl>
-    <w:lvl w:ilvl="4" w:tplc="76DC722E">
-      <w:numFmt w:val="decimal"/>
-      <w:lvlText w:val=""/>
-      <w:lvlJc w:val="left"/>
-    </w:lvl>
-    <w:lvl w:ilvl="5" w:tplc="C7DA6EA6">
-      <w:numFmt w:val="decimal"/>
-      <w:lvlText w:val=""/>
-      <w:lvlJc w:val="left"/>
-    </w:lvl>
-    <w:lvl w:ilvl="6" w:tplc="744E58DE">
-      <w:numFmt w:val="decimal"/>
-      <w:lvlText w:val=""/>
-      <w:lvlJc w:val="left"/>
-    </w:lvl>
-    <w:lvl w:ilvl="7" w:tplc="9FC48EA2">
-      <w:numFmt w:val="decimal"/>
-      <w:lvlText w:val=""/>
-      <w:lvlJc w:val="left"/>
-    </w:lvl>
-    <w:lvl w:ilvl="8" w:tplc="49164FDE">
+    <w:lvl w:ilvl="8" w:tplc="81B450EA">
       <w:numFmt w:val="decimal"/>
       <w:lvlText w:val=""/>
       <w:lvlJc w:val="left"/>
     </w:lvl>
   </w:abstractNum>
   <w:abstractNum w:abstractNumId="7" w15:restartNumberingAfterBreak="0">
-    <w:nsid w:val="779014A6"/>
+    <w:nsid w:val="736B1D5E"/>
     <w:multiLevelType w:val="hybridMultilevel"/>
-    <w:tmpl w:val="B0263F9A"/>
-    <w:lvl w:ilvl="0" w:tplc="4E2C52A4">
+    <w:tmpl w:val="C7F80986"/>
+    <w:lvl w:ilvl="0" w:tplc="DDF227AA">
       <w:start w:val="1"/>
       <w:numFmt w:val="decimal"/>
       <w:lvlText w:val="%1."/>
@@ -6662,90 +6662,90 @@
         <w:ind w:left="360" w:hanging="360"/>
       </w:pPr>
     </w:lvl>
-    <w:lvl w:ilvl="1" w:tplc="AE2C723A">
+    <w:lvl w:ilvl="1" w:tplc="28C455E4">
       <w:numFmt w:val="decimal"/>
       <w:lvlText w:val=""/>
       <w:lvlJc w:val="left"/>
     </w:lvl>
-    <w:lvl w:ilvl="2" w:tplc="A0928D0A">
+    <w:lvl w:ilvl="2" w:tplc="78C0C374">
       <w:numFmt w:val="decimal"/>
       <w:lvlText w:val=""/>
       <w:lvlJc w:val="left"/>
     </w:lvl>
-    <w:lvl w:ilvl="3" w:tplc="33049A50">
+    <w:lvl w:ilvl="3" w:tplc="BAA49938">
       <w:numFmt w:val="decimal"/>
       <w:lvlText w:val=""/>
       <w:lvlJc w:val="left"/>
     </w:lvl>
-    <w:lvl w:ilvl="4" w:tplc="7C94B9D2">
+    <w:lvl w:ilvl="4" w:tplc="877C29F0">
       <w:numFmt w:val="decimal"/>
       <w:lvlText w:val=""/>
       <w:lvlJc w:val="left"/>
     </w:lvl>
-    <w:lvl w:ilvl="5" w:tplc="1FD0D338">
+    <w:lvl w:ilvl="5" w:tplc="4ACE3D42">
       <w:numFmt w:val="decimal"/>
       <w:lvlText w:val=""/>
       <w:lvlJc w:val="left"/>
     </w:lvl>
-    <w:lvl w:ilvl="6" w:tplc="B20ABF8A">
+    <w:lvl w:ilvl="6" w:tplc="9DA8E074">
       <w:numFmt w:val="decimal"/>
       <w:lvlText w:val=""/>
       <w:lvlJc w:val="left"/>
     </w:lvl>
-    <w:lvl w:ilvl="7" w:tplc="8D489B90">
+    <w:lvl w:ilvl="7" w:tplc="6FA46624">
       <w:numFmt w:val="decimal"/>
       <w:lvlText w:val=""/>
       <w:lvlJc w:val="left"/>
     </w:lvl>
-    <w:lvl w:ilvl="8" w:tplc="83141250">
+    <w:lvl w:ilvl="8" w:tplc="FB94F0DC">
       <w:numFmt w:val="decimal"/>
       <w:lvlText w:val=""/>
       <w:lvlJc w:val="left"/>
     </w:lvl>
   </w:abstractNum>
-  <w:num w:numId="1" w16cid:durableId="370230819">
+  <w:num w:numId="1" w16cid:durableId="1473674364">
+    <w:abstractNumId w:val="5"/>
+    <w:lvlOverride w:ilvl="0">
+      <w:startOverride w:val="1"/>
+    </w:lvlOverride>
+  </w:num>
+  <w:num w:numId="2" w16cid:durableId="1635787788">
+    <w:abstractNumId w:val="0"/>
+    <w:lvlOverride w:ilvl="0">
+      <w:startOverride w:val="1"/>
+    </w:lvlOverride>
+  </w:num>
+  <w:num w:numId="3" w16cid:durableId="1170950739">
+    <w:abstractNumId w:val="6"/>
+    <w:lvlOverride w:ilvl="0">
+      <w:startOverride w:val="1"/>
+    </w:lvlOverride>
+  </w:num>
+  <w:num w:numId="4" w16cid:durableId="1885559732">
+    <w:abstractNumId w:val="4"/>
+    <w:lvlOverride w:ilvl="0">
+      <w:startOverride w:val="1"/>
+    </w:lvlOverride>
+  </w:num>
+  <w:num w:numId="5" w16cid:durableId="237714471">
     <w:abstractNumId w:val="1"/>
     <w:lvlOverride w:ilvl="0">
       <w:startOverride w:val="1"/>
     </w:lvlOverride>
   </w:num>
-  <w:num w:numId="2" w16cid:durableId="1301377174">
-    <w:abstractNumId w:val="0"/>
+  <w:num w:numId="6" w16cid:durableId="1134756522">
+    <w:abstractNumId w:val="7"/>
     <w:lvlOverride w:ilvl="0">
       <w:startOverride w:val="1"/>
     </w:lvlOverride>
   </w:num>
-  <w:num w:numId="3" w16cid:durableId="694619937">
-    <w:abstractNumId w:val="4"/>
-    <w:lvlOverride w:ilvl="0">
-      <w:startOverride w:val="1"/>
-    </w:lvlOverride>
-  </w:num>
-  <w:num w:numId="4" w16cid:durableId="301085238">
+  <w:num w:numId="7" w16cid:durableId="1971740802">
     <w:abstractNumId w:val="3"/>
     <w:lvlOverride w:ilvl="0">
       <w:startOverride w:val="1"/>
     </w:lvlOverride>
   </w:num>
-  <w:num w:numId="5" w16cid:durableId="2018535896">
-    <w:abstractNumId w:val="5"/>
-    <w:lvlOverride w:ilvl="0">
-      <w:startOverride w:val="1"/>
-    </w:lvlOverride>
-  </w:num>
-  <w:num w:numId="6" w16cid:durableId="505480542">
-    <w:abstractNumId w:val="7"/>
-    <w:lvlOverride w:ilvl="0">
-      <w:startOverride w:val="1"/>
-    </w:lvlOverride>
-  </w:num>
-  <w:num w:numId="7" w16cid:durableId="1757313937">
-    <w:abstractNumId w:val="6"/>
-    <w:lvlOverride w:ilvl="0">
-      <w:startOverride w:val="1"/>
-    </w:lvlOverride>
-  </w:num>
-  <w:num w:numId="8" w16cid:durableId="957447414">
+  <w:num w:numId="8" w16cid:durableId="848253892">
     <w:abstractNumId w:val="2"/>
     <w:lvlOverride w:ilvl="0">
       <w:startOverride w:val="1"/>
@@ -7369,7 +7369,7 @@
     <w:autoRedefine/>
     <w:uiPriority w:val="39"/>
     <w:unhideWhenUsed/>
-    <w:rsid w:val="009C0D95"/>
+    <w:rsid w:val="001B0DA9"/>
     <w:pPr>
       <w:spacing w:after="100"/>
     </w:pPr>
@@ -7381,7 +7381,7 @@
     <w:autoRedefine/>
     <w:uiPriority w:val="39"/>
     <w:unhideWhenUsed/>
-    <w:rsid w:val="009C0D95"/>
+    <w:rsid w:val="001B0DA9"/>
     <w:pPr>
       <w:spacing w:after="100"/>
       <w:ind w:left="220"/>
